--- a/Week2_Lab_Shruti_Malik.docx
+++ b/Week2_Lab_Shruti_Malik.docx
@@ -64,7 +64,7 @@
           <w:rFonts w:ascii="Times New Roman" w:hAnsi="Times New Roman"/>
           <w:sz w:val="22"/>
         </w:rPr>
-        <w:t>Instructor: [Instructor Name]</w:t>
+        <w:t>Instructor: Dr. C</w:t>
         <w:br/>
       </w:r>
     </w:p>
